--- a/report.docx
+++ b/report.docx
@@ -1144,15 +1144,7 @@
           </w:tcPr>
           <w:p>
             <w:r>
-              <w:t xml:space="preserve">alpha = </w:t>
-            </w:r>
-            <w:proofErr w:type="gramStart"/>
-            <w:r>
-              <w:t>1  (</w:t>
-            </w:r>
-            <w:proofErr w:type="gramEnd"/>
-            <w:r>
-              <w:t>CV RMSE ≈ 21.92 km)</w:t>
+              <w:t>alpha = 1 (CV RMSE 19.57 km)</w:t>
             </w:r>
           </w:p>
         </w:tc>
@@ -1179,37 +1171,8 @@
             <w:tcW w:w="6160" w:type="dxa"/>
           </w:tcPr>
           <w:p>
-            <w:proofErr w:type="spellStart"/>
-            <w:r>
-              <w:t>n_estimators</w:t>
-            </w:r>
-            <w:proofErr w:type="spellEnd"/>
-            <w:r>
-              <w:t xml:space="preserve"> = 300, </w:t>
-            </w:r>
-            <w:proofErr w:type="spellStart"/>
-            <w:r>
-              <w:t>max_depth</w:t>
-            </w:r>
-            <w:proofErr w:type="spellEnd"/>
-            <w:r>
-              <w:t xml:space="preserve"> = 3, </w:t>
-            </w:r>
-            <w:proofErr w:type="spellStart"/>
-            <w:r>
-              <w:t>learning_rate</w:t>
-            </w:r>
-            <w:proofErr w:type="spellEnd"/>
-            <w:r>
-              <w:t xml:space="preserve"> = </w:t>
-            </w:r>
-            <w:proofErr w:type="gramStart"/>
-            <w:r>
-              <w:t>0.1  (</w:t>
-            </w:r>
-            <w:proofErr w:type="gramEnd"/>
-            <w:r>
-              <w:t>CV RMSE ≈ 21.37 km)</w:t>
+            <w:r>
+              <w:t>n_estimators = 300, max_depth = 3, learning_rate = 0.1 (CV RMSE 21.11 km)</w:t>
             </w:r>
           </w:p>
         </w:tc>
@@ -1350,7 +1313,7 @@
           </w:tcPr>
           <w:p>
             <w:r>
-              <w:t>16.72</w:t>
+              <w:t>13.96</w:t>
             </w:r>
           </w:p>
         </w:tc>
@@ -1360,7 +1323,7 @@
           </w:tcPr>
           <w:p>
             <w:r>
-              <w:t>21.11</w:t>
+              <w:t>17.61</w:t>
             </w:r>
           </w:p>
         </w:tc>
@@ -1370,7 +1333,7 @@
           </w:tcPr>
           <w:p>
             <w:r>
-              <w:t>0.9579</w:t>
+              <w:t>0.9707</w:t>
             </w:r>
           </w:p>
         </w:tc>
@@ -1398,7 +1361,7 @@
           </w:tcPr>
           <w:p>
             <w:r>
-              <w:t>10.97</w:t>
+              <w:t>10.82</w:t>
             </w:r>
           </w:p>
         </w:tc>
@@ -1408,7 +1371,7 @@
           </w:tcPr>
           <w:p>
             <w:r>
-              <w:t>15.09</w:t>
+              <w:t>14.08</w:t>
             </w:r>
           </w:p>
         </w:tc>
@@ -1418,7 +1381,7 @@
           </w:tcPr>
           <w:p>
             <w:r>
-              <w:t>0.9785</w:t>
+              <w:t>0.9813</w:t>
             </w:r>
           </w:p>
         </w:tc>
@@ -1729,7 +1692,7 @@
         <w:spacing w:after="80"/>
       </w:pPr>
       <w:r>
-        <w:t>The 1 banana box ≈ 40 L conversion is a documented approximation affecting only 3 rows, not an official unit conversion.</w:t>
+        <w:t>The 1 banana box ≈ 52 L conversion is a documented approximation affecting only 3 rows, not an official unit conversion.</w:t>
       </w:r>
     </w:p>
     <w:sectPr>
